--- a/health-register/screenshots/exports/plan.docx
+++ b/health-register/screenshots/exports/plan.docx
@@ -4764,7 +4764,7 @@
                 <w:szCs w:val="20"/>
                 <w:rtl/>
               </w:rPr>
-              <w:t xml:space="preserve">متأخر التحديث</w:t>
+              <w:t xml:space="preserve">لم يُنفذ</w:t>
             </w:r>
           </w:p>
         </w:tc>
